--- a/CBI_Supplementary_Letter_v2.docx
+++ b/CBI_Supplementary_Letter_v2.docx
@@ -1654,70 +1654,26 @@
           <w:p>
             <w:r>
               <w:rPr>
-                <w:b/>
-                <w:bCs/>
-                <w:color w:val="833C0B" w:themeColor="accent2" w:themeShade="80"/>
-                <w:sz w:val="19"/>
-                <w:szCs w:val="19"/>
-              </w:rPr>
-              <w:t>Discovery</w:t>
-            </w:r>
-            <w:r>
-              <w:rPr>
-                <w:color w:val="833C0B" w:themeColor="accent2" w:themeShade="80"/>
-                <w:sz w:val="19"/>
-                <w:szCs w:val="19"/>
-              </w:rPr>
-              <w:t xml:space="preserve"> </w:t>
-            </w:r>
-            <w:r>
-              <w:rPr>
-                <w:sz w:val="19"/>
-                <w:szCs w:val="19"/>
-              </w:rPr>
-              <w:t xml:space="preserve">of a parallel fraud pattern at </w:t>
-            </w:r>
-            <w:r>
-              <w:rPr>
-                <w:b/>
-                <w:bCs/>
-                <w:color w:val="833C0B" w:themeColor="accent2" w:themeShade="80"/>
-                <w:sz w:val="19"/>
-                <w:szCs w:val="19"/>
-              </w:rPr>
-              <w:t>Bank of Baroda</w:t>
-            </w:r>
-            <w:r>
-              <w:rPr>
-                <w:sz w:val="19"/>
-                <w:szCs w:val="19"/>
-              </w:rPr>
-              <w:t xml:space="preserve">: CERSAI Asset ID 200028262710, concerning M/s S.G. Preservatives, </w:t>
-            </w:r>
-            <w:r>
-              <w:rPr>
-                <w:b/>
-                <w:bCs/>
-                <w:color w:val="833C0B" w:themeColor="accent2" w:themeShade="80"/>
-                <w:sz w:val="19"/>
-                <w:szCs w:val="19"/>
-              </w:rPr>
-              <w:t>showed an identical</w:t>
-            </w:r>
-            <w:r>
-              <w:rPr>
-                <w:color w:val="833C0B" w:themeColor="accent2" w:themeShade="80"/>
-                <w:sz w:val="19"/>
-                <w:szCs w:val="19"/>
-              </w:rPr>
-              <w:t xml:space="preserve"> </w:t>
-            </w:r>
-            <w:r>
-              <w:rPr>
-                <w:sz w:val="19"/>
-                <w:szCs w:val="19"/>
-              </w:rPr>
-              <w:t xml:space="preserve">void-mortgage methodology on Government revenue land (Survey 885/886, </w:t>
+                <w:sz w:val="19"/>
+                <w:szCs w:val="19"/>
+              </w:rPr>
+              <w:t xml:space="preserve">May 2026 | Discovery of a </w:t>
+            </w:r>
+            <w:r>
+              <w:rPr>
+                <w:b/>
+                <w:bCs/>
+                <w:sz w:val="19"/>
+                <w:szCs w:val="19"/>
+              </w:rPr>
+              <w:t>parallel fraud pattern</w:t>
+            </w:r>
+            <w:r>
+              <w:rPr>
+                <w:sz w:val="19"/>
+                <w:szCs w:val="19"/>
+              </w:rPr>
+              <w:t xml:space="preserve"> at Bank of Baroda: CERSAI Asset ID 200028262710, concerning M/s S.G. Preservatives, showed an identical void-mortgage methodology on Government revenue land (Survey 885/886, </w:t>
             </w:r>
             <w:proofErr w:type="spellStart"/>
             <w:r>
@@ -1733,7 +1689,55 @@
                 <w:sz w:val="19"/>
                 <w:szCs w:val="19"/>
               </w:rPr>
-              <w:t xml:space="preserve"> Village) </w:t>
+              <w:t xml:space="preserve"> Village). Bank of Baroda's own </w:t>
+            </w:r>
+            <w:r>
+              <w:rPr>
+                <w:b/>
+                <w:bCs/>
+                <w:sz w:val="19"/>
+                <w:szCs w:val="19"/>
+              </w:rPr>
+              <w:t>CERSAI</w:t>
+            </w:r>
+            <w:r>
+              <w:rPr>
+                <w:sz w:val="19"/>
+                <w:szCs w:val="19"/>
+              </w:rPr>
+              <w:t xml:space="preserve"> filing records the secured value on this asset </w:t>
+            </w:r>
+            <w:r>
+              <w:rPr>
+                <w:b/>
+                <w:bCs/>
+                <w:sz w:val="19"/>
+                <w:szCs w:val="19"/>
+              </w:rPr>
+              <w:t>increasing</w:t>
+            </w:r>
+            <w:r>
+              <w:rPr>
+                <w:sz w:val="19"/>
+                <w:szCs w:val="19"/>
+              </w:rPr>
+              <w:t xml:space="preserve"> from Rs. 22.00 crore (14.03.2019) </w:t>
+            </w:r>
+            <w:r>
+              <w:rPr>
+                <w:b/>
+                <w:bCs/>
+                <w:sz w:val="19"/>
+                <w:szCs w:val="19"/>
+              </w:rPr>
+              <w:t>to</w:t>
+            </w:r>
+            <w:r>
+              <w:rPr>
+                <w:sz w:val="19"/>
+                <w:szCs w:val="19"/>
+              </w:rPr>
+              <w:t xml:space="preserve"> Rs. 25.16 crore (29.03.2022), </w:t>
             </w:r>
             <w:r>
               <w:rPr>
@@ -1749,22 +1753,40 @@
                 <w:sz w:val="19"/>
                 <w:szCs w:val="19"/>
               </w:rPr>
-              <w:t xml:space="preserve"> valuation inflated by approximately </w:t>
-            </w:r>
-            <w:r>
-              <w:rPr>
-                <w:sz w:val="19"/>
-                <w:szCs w:val="19"/>
-              </w:rPr>
-              <w:t>6</w:t>
-            </w:r>
-            <w:r>
-              <w:rPr>
-                <w:sz w:val="19"/>
-                <w:szCs w:val="19"/>
-              </w:rPr>
-              <w:t>00%, revising the Complainant's documented total fraud quantum upward to Rs. 76.87 crore across three public sector banks.</w:t>
-            </w:r>
+              <w:t xml:space="preserve"> charge status remaining </w:t>
+            </w:r>
+            <w:r>
+              <w:rPr>
+                <w:b/>
+                <w:bCs/>
+                <w:sz w:val="19"/>
+                <w:szCs w:val="19"/>
+              </w:rPr>
+              <w:t>NOT SATISFIED</w:t>
+            </w:r>
+            <w:r>
+              <w:rPr>
+                <w:sz w:val="19"/>
+                <w:szCs w:val="19"/>
+              </w:rPr>
+              <w:t xml:space="preserve"> throughout — revising the Complainant's documented total fraud quantum upward to Rs. 76.87 crore across three public sector </w:t>
+            </w:r>
+            <w:proofErr w:type="gramStart"/>
+            <w:r>
+              <w:rPr>
+                <w:sz w:val="19"/>
+                <w:szCs w:val="19"/>
+              </w:rPr>
+              <w:t>banks.</w:t>
+            </w:r>
+            <w:r>
+              <w:rPr>
+                <w:sz w:val="19"/>
+                <w:szCs w:val="19"/>
+              </w:rPr>
+              <w:t>.</w:t>
+            </w:r>
+            <w:proofErr w:type="gramEnd"/>
           </w:p>
         </w:tc>
       </w:tr>
@@ -2794,7 +2816,6 @@
           <w:sz w:val="28"/>
           <w:szCs w:val="28"/>
         </w:rPr>
-        <w:lastRenderedPageBreak/>
         <w:t>Pinpointed Facts for the Investigation's Attention</w:t>
       </w:r>
     </w:p>
@@ -3395,16 +3416,40 @@
           <w:sz w:val="22"/>
           <w:szCs w:val="22"/>
         </w:rPr>
-        <w:t xml:space="preserve"> The newly discovered Bank of Baroda exposure (CERSAI Asset ID 200028262710, M/s S.G. Preservatives) follows a </w:t>
-      </w:r>
-      <w:r>
-        <w:rPr>
-          <w:b/>
-          <w:bCs/>
-          <w:sz w:val="22"/>
-          <w:szCs w:val="22"/>
-        </w:rPr>
-        <w:t>methodology materially similar</w:t>
+        <w:t xml:space="preserve"> </w:t>
+      </w:r>
+      <w:r>
+        <w:rPr>
+          <w:sz w:val="22"/>
+          <w:szCs w:val="22"/>
+        </w:rPr>
+        <w:t xml:space="preserve">The newly discovered Bank of Baroda exposure (CERSAI Asset ID 200028262710, M/s S.G. Preservatives) </w:t>
+      </w:r>
+      <w:r>
+        <w:rPr>
+          <w:b/>
+          <w:bCs/>
+          <w:sz w:val="22"/>
+          <w:szCs w:val="22"/>
+        </w:rPr>
+        <w:t>follows</w:t>
+      </w:r>
+      <w:r>
+        <w:rPr>
+          <w:sz w:val="22"/>
+          <w:szCs w:val="22"/>
+        </w:rPr>
+        <w:t xml:space="preserve"> a methodology materially </w:t>
+      </w:r>
+      <w:r>
+        <w:rPr>
+          <w:b/>
+          <w:bCs/>
+          <w:sz w:val="22"/>
+          <w:szCs w:val="22"/>
+          <w:highlight w:val="yellow"/>
+        </w:rPr>
+        <w:t>similar</w:t>
       </w:r>
       <w:r>
         <w:rPr>
@@ -3427,23 +3472,7 @@
           <w:sz w:val="22"/>
           <w:szCs w:val="22"/>
         </w:rPr>
-        <w:t xml:space="preserve"> Indian Overseas Bank exposures already under investigation — the same category of Government revenue land and a comparable pattern of valuation inflation. This raises the fraud quantum from the originally reported Rs. 51+ crore to approximately Rs. 76.87 crore, </w:t>
-      </w:r>
-      <w:r>
-        <w:rPr>
-          <w:b/>
-          <w:bCs/>
-          <w:sz w:val="22"/>
-          <w:szCs w:val="22"/>
-        </w:rPr>
-        <w:t>and suggests</w:t>
-      </w:r>
-      <w:r>
-        <w:rPr>
-          <w:sz w:val="22"/>
-          <w:szCs w:val="22"/>
-        </w:rPr>
-        <w:t xml:space="preserve"> the pattern may not be confined to the two banks originally named; the Complainant respectfully submits this as a lead for verification rather than a concluded fact.</w:t>
+        <w:t xml:space="preserve"> Indian Overseas Bank exposures already under investigation — secured against an asset where the registered owner is a party distinct from the borrowing company, and showing a comparable internal escalation in secured value on the CERSAI record itself (Rs. 22.00 crore in 2019 to Rs. 25.16 crore in 2022) while the underlying charge remained NOT SATISFIED. This raises the fraud quantum from the originally reported Rs. 51+ crore to approximately Rs. 76.87 crore, and suggests the pattern may not be confined to the two banks originally named; the Complainant respectfully submits this as a lead for verification rather than a concluded fact</w:t>
       </w:r>
     </w:p>
     <w:p>
